--- a/01-嵌入式操作系统及应用/01-教案/嵌入式操作系统及应用-06.docx
+++ b/01-嵌入式操作系统及应用/01-教案/嵌入式操作系统及应用-06.docx
@@ -113,6 +113,7 @@
             <w:insideH w:val="single" w:color="auto" w:sz="4" w:space="0"/>
             <w:insideV w:val="single" w:color="auto" w:sz="4" w:space="0"/>
           </w:tblBorders>
+          <w:shd w:val="clear" w:color="auto" w:fill="FFFFFF"/>
           <w:tblCellMar>
             <w:top w:w="0" w:type="dxa"/>
             <w:left w:w="108" w:type="dxa"/>
@@ -234,6 +235,21 @@
                 <w:lang w:val="en-US" w:eastAsia="zh-CN"/>
               </w:rPr>
             </w:pPr>
+            <w:r>
+              <w:rPr>
+                <w:rFonts w:ascii="Segoe UI" w:hAnsi="Segoe UI" w:eastAsia="Segoe UI" w:cs="Segoe UI"/>
+                <w:i w:val="0"/>
+                <w:iCs w:val="0"/>
+                <w:caps w:val="0"/>
+                <w:spacing w:val="0"/>
+                <w:sz w:val="16"/>
+                <w:szCs w:val="16"/>
+                <w:shd w:val="clear" w:fill="FBFBFB"/>
+              </w:rPr>
+              <w:t>2025-09-26</w:t>
+            </w:r>
+            <w:bookmarkStart w:id="0" w:name="_GoBack"/>
+            <w:bookmarkEnd w:id="0"/>
           </w:p>
         </w:tc>
       </w:tr>
@@ -247,6 +263,7 @@
             <w:insideH w:val="single" w:color="auto" w:sz="4" w:space="0"/>
             <w:insideV w:val="single" w:color="auto" w:sz="4" w:space="0"/>
           </w:tblBorders>
+          <w:shd w:val="clear" w:color="auto" w:fill="FFFFFF"/>
           <w:tblCellMar>
             <w:top w:w="0" w:type="dxa"/>
             <w:left w:w="108" w:type="dxa"/>
@@ -315,33 +332,6 @@
                 <w:lang w:eastAsia="zh-CN"/>
               </w:rPr>
               <w:t>物联网2411</w:t>
-            </w:r>
-            <w:r>
-              <w:rPr>
-                <w:rFonts w:hint="eastAsia" w:ascii="宋体" w:hAnsi="宋体" w:eastAsia="宋体" w:cs="宋体"/>
-                <w:sz w:val="21"/>
-                <w:szCs w:val="21"/>
-                <w:lang w:val="en-US" w:eastAsia="zh-CN"/>
-              </w:rPr>
-              <w:t>|</w:t>
-            </w:r>
-            <w:r>
-              <w:rPr>
-                <w:rFonts w:hint="eastAsia" w:ascii="宋体" w:hAnsi="宋体" w:eastAsia="宋体" w:cs="宋体"/>
-                <w:sz w:val="21"/>
-                <w:szCs w:val="21"/>
-                <w:lang w:eastAsia="zh-CN"/>
-              </w:rPr>
-              <w:t>物联网241</w:t>
-            </w:r>
-            <w:r>
-              <w:rPr>
-                <w:rFonts w:hint="eastAsia" w:ascii="宋体" w:hAnsi="宋体" w:eastAsia="宋体" w:cs="宋体"/>
-                <w:sz w:val="21"/>
-                <w:szCs w:val="21"/>
-                <w:lang w:val="en-US" w:eastAsia="zh-CN"/>
-              </w:rPr>
-              <w:t>2</w:t>
             </w:r>
           </w:p>
         </w:tc>
@@ -599,7 +589,6 @@
             <w:insideH w:val="single" w:color="auto" w:sz="4" w:space="0"/>
             <w:insideV w:val="single" w:color="auto" w:sz="4" w:space="0"/>
           </w:tblBorders>
-          <w:shd w:val="clear" w:color="auto" w:fill="FFFFFF"/>
           <w:tblCellMar>
             <w:top w:w="0" w:type="dxa"/>
             <w:left w:w="108" w:type="dxa"/>
@@ -682,7 +671,6 @@
                 <w:spacing w:val="0"/>
                 <w:sz w:val="17"/>
                 <w:szCs w:val="17"/>
-                <w:bdr w:val="none" w:color="auto" w:sz="0" w:space="0"/>
                 <w:shd w:val="clear" w:fill="F0F0F0"/>
               </w:rPr>
               <w:t>2. 技能目标：能独立在开发板上创建 `hello_world.c`、`BUILD.gn`文件，修改 `main.c`、`Makefile`配置，完成编译烧写并通过串口查看日志；</w:t>
@@ -714,7 +702,6 @@
             <w:insideH w:val="single" w:color="auto" w:sz="4" w:space="0"/>
             <w:insideV w:val="single" w:color="auto" w:sz="4" w:space="0"/>
           </w:tblBorders>
-          <w:shd w:val="clear" w:color="auto" w:fill="FFFFFF"/>
           <w:tblCellMar>
             <w:top w:w="0" w:type="dxa"/>
             <w:left w:w="108" w:type="dxa"/>
@@ -805,7 +792,6 @@
                 <w:spacing w:val="0"/>
                 <w:sz w:val="17"/>
                 <w:szCs w:val="17"/>
-                <w:bdr w:val="none" w:color="auto" w:sz="0" w:space="0"/>
                 <w:shd w:val="clear" w:fill="F0F0F0"/>
               </w:rPr>
               <w:t>2. 难点：易在 `BUILD.gn`语法、`Makefile`库链接（添加 `-ltask_helloworld`）、任务优先级配置（0-63范围）处出错；</w:t>
@@ -906,6 +892,7 @@
             <w:pPr>
               <w:pStyle w:val="4"/>
               <w:numPr>
+                <w:ilvl w:val="0"/>
                 <w:numId w:val="0"/>
               </w:numPr>
               <w:tabs>
@@ -969,7 +956,6 @@
                 <w:spacing w:val="0"/>
                 <w:sz w:val="17"/>
                 <w:szCs w:val="17"/>
-                <w:bdr w:val="none" w:color="auto" w:sz="0" w:space="0"/>
                 <w:shd w:val="clear" w:fill="F0F0F0"/>
               </w:rPr>
               <w:t>vendor/lockzhiner/rk2206/samples</w:t>
@@ -999,7 +985,6 @@
                 <w:spacing w:val="0"/>
                 <w:sz w:val="17"/>
                 <w:szCs w:val="17"/>
-                <w:bdr w:val="none" w:color="auto" w:sz="0" w:space="0"/>
                 <w:shd w:val="clear" w:fill="F0F0F0"/>
               </w:rPr>
               <w:t>a0_hello_world</w:t>
@@ -1029,7 +1014,6 @@
                 <w:spacing w:val="0"/>
                 <w:sz w:val="17"/>
                 <w:szCs w:val="17"/>
-                <w:bdr w:val="none" w:color="auto" w:sz="0" w:space="0"/>
                 <w:shd w:val="clear" w:fill="F0F0F0"/>
               </w:rPr>
               <w:t>hello_world.c</w:t>
@@ -1059,7 +1043,6 @@
                 <w:spacing w:val="0"/>
                 <w:sz w:val="17"/>
                 <w:szCs w:val="17"/>
-                <w:bdr w:val="none" w:color="auto" w:sz="0" w:space="0"/>
                 <w:shd w:val="clear" w:fill="F0F0F0"/>
               </w:rPr>
               <w:t>BUILD.gn</w:t>
@@ -1117,7 +1100,6 @@
                 <w:spacing w:val="0"/>
                 <w:sz w:val="17"/>
                 <w:szCs w:val="17"/>
-                <w:bdr w:val="none" w:color="auto" w:sz="0" w:space="0"/>
                 <w:shd w:val="clear" w:fill="F0F0F0"/>
               </w:rPr>
               <w:t>main.c</w:t>
@@ -1147,7 +1129,6 @@
                 <w:spacing w:val="0"/>
                 <w:sz w:val="17"/>
                 <w:szCs w:val="17"/>
-                <w:bdr w:val="none" w:color="auto" w:sz="0" w:space="0"/>
                 <w:shd w:val="clear" w:fill="F0F0F0"/>
               </w:rPr>
               <w:t>task_example</w:t>
@@ -1177,7 +1158,6 @@
                 <w:spacing w:val="0"/>
                 <w:sz w:val="17"/>
                 <w:szCs w:val="17"/>
-                <w:bdr w:val="none" w:color="auto" w:sz="0" w:space="0"/>
                 <w:shd w:val="clear" w:fill="F0F0F0"/>
               </w:rPr>
               <w:t>Makefile</w:t>
@@ -1207,7 +1187,6 @@
                 <w:spacing w:val="0"/>
                 <w:sz w:val="17"/>
                 <w:szCs w:val="17"/>
-                <w:bdr w:val="none" w:color="auto" w:sz="0" w:space="0"/>
                 <w:shd w:val="clear" w:fill="F0F0F0"/>
               </w:rPr>
               <w:t>BUILD.gn</w:t>
@@ -1321,7 +1300,6 @@
                 <w:spacing w:val="0"/>
                 <w:sz w:val="17"/>
                 <w:szCs w:val="17"/>
-                <w:bdr w:val="none" w:color="auto" w:sz="0" w:space="0"/>
                 <w:shd w:val="clear" w:fill="F0F0F0"/>
               </w:rPr>
               <w:t>BUILD.gn</w:t>
@@ -1351,7 +1329,6 @@
                 <w:spacing w:val="0"/>
                 <w:sz w:val="17"/>
                 <w:szCs w:val="17"/>
-                <w:bdr w:val="none" w:color="auto" w:sz="0" w:space="0"/>
                 <w:shd w:val="clear" w:fill="F0F0F0"/>
               </w:rPr>
               <w:t>deps</w:t>
@@ -1381,7 +1358,6 @@
                 <w:spacing w:val="0"/>
                 <w:sz w:val="17"/>
                 <w:szCs w:val="17"/>
-                <w:bdr w:val="none" w:color="auto" w:sz="0" w:space="0"/>
                 <w:shd w:val="clear" w:fill="F0F0F0"/>
               </w:rPr>
               <w:t>//vendor/lockzhiner/rk2206/samples/a0_hello_world:task_helloworld</w:t>
@@ -1411,7 +1387,6 @@
                 <w:spacing w:val="0"/>
                 <w:sz w:val="17"/>
                 <w:szCs w:val="17"/>
-                <w:bdr w:val="none" w:color="auto" w:sz="0" w:space="0"/>
                 <w:shd w:val="clear" w:fill="F0F0F0"/>
               </w:rPr>
               <w:t>Makefile</w:t>
@@ -1441,7 +1416,6 @@
                 <w:spacing w:val="0"/>
                 <w:sz w:val="17"/>
                 <w:szCs w:val="17"/>
-                <w:bdr w:val="none" w:color="auto" w:sz="0" w:space="0"/>
                 <w:shd w:val="clear" w:fill="F0F0F0"/>
               </w:rPr>
               <w:t>-ltask_helloworld</w:t>
@@ -1567,7 +1541,6 @@
             <w:insideH w:val="single" w:color="auto" w:sz="4" w:space="0"/>
             <w:insideV w:val="single" w:color="auto" w:sz="4" w:space="0"/>
           </w:tblBorders>
-          <w:shd w:val="clear" w:color="auto" w:fill="FFFFFF"/>
           <w:tblCellMar>
             <w:top w:w="0" w:type="dxa"/>
             <w:left w:w="108" w:type="dxa"/>
@@ -1696,7 +1669,6 @@
             <w:insideH w:val="single" w:color="auto" w:sz="4" w:space="0"/>
             <w:insideV w:val="single" w:color="auto" w:sz="4" w:space="0"/>
           </w:tblBorders>
-          <w:shd w:val="clear" w:color="auto" w:fill="FFFFFF"/>
           <w:tblCellMar>
             <w:top w:w="0" w:type="dxa"/>
             <w:left w:w="108" w:type="dxa"/>
@@ -1846,7 +1818,6 @@
             <w:insideH w:val="single" w:color="auto" w:sz="4" w:space="0"/>
             <w:insideV w:val="single" w:color="auto" w:sz="4" w:space="0"/>
           </w:tblBorders>
-          <w:shd w:val="clear" w:color="auto" w:fill="FFFFFF"/>
           <w:tblCellMar>
             <w:top w:w="0" w:type="dxa"/>
             <w:left w:w="108" w:type="dxa"/>
@@ -1942,7 +1913,6 @@
                 <w:spacing w:val="0"/>
                 <w:sz w:val="17"/>
                 <w:szCs w:val="17"/>
-                <w:bdr w:val="none" w:color="auto" w:sz="0" w:space="0"/>
                 <w:shd w:val="clear" w:fill="F0F0F0"/>
               </w:rPr>
               <w:t>hello_world.c</w:t>
@@ -1974,7 +1944,6 @@
             <w:insideH w:val="single" w:color="auto" w:sz="4" w:space="0"/>
             <w:insideV w:val="single" w:color="auto" w:sz="4" w:space="0"/>
           </w:tblBorders>
-          <w:shd w:val="clear" w:color="auto" w:fill="FFFFFF"/>
           <w:tblCellMar>
             <w:top w:w="0" w:type="dxa"/>
             <w:left w:w="108" w:type="dxa"/>
@@ -3395,7 +3364,6 @@
                 <w:spacing w:val="0"/>
                 <w:sz w:val="17"/>
                 <w:szCs w:val="17"/>
-                <w:bdr w:val="none" w:color="auto" w:sz="0" w:space="0"/>
                 <w:shd w:val="clear" w:fill="F0F0F0"/>
               </w:rPr>
               <w:t>- OpenHarmony LiteOS-M内核：任务管理头文件 `los_task.h`、睡眠函数 `LOS_Msleep()`、任务创建函数 `LOS_TaskCreate()`；</w:t>
@@ -3425,7 +3393,6 @@
                 <w:spacing w:val="0"/>
                 <w:sz w:val="17"/>
                 <w:szCs w:val="17"/>
-                <w:bdr w:val="none" w:color="auto" w:sz="0" w:space="0"/>
                 <w:shd w:val="clear" w:fill="F0F0F0"/>
               </w:rPr>
               <w:t>a0_hello_world</w:t>
@@ -3455,7 +3422,6 @@
                 <w:spacing w:val="0"/>
                 <w:sz w:val="17"/>
                 <w:szCs w:val="17"/>
-                <w:bdr w:val="none" w:color="auto" w:sz="0" w:space="0"/>
                 <w:shd w:val="clear" w:fill="F0F0F0"/>
               </w:rPr>
               <w:t>BUILD.gn</w:t>
@@ -3813,7 +3779,6 @@
                 <w:spacing w:val="0"/>
                 <w:sz w:val="17"/>
                 <w:szCs w:val="17"/>
-                <w:bdr w:val="none" w:color="auto" w:sz="0" w:space="0"/>
                 <w:shd w:val="clear" w:fill="F0F0F0"/>
               </w:rPr>
               <w:t>a0_hello_world</w:t>
@@ -3843,7 +3808,6 @@
                 <w:spacing w:val="0"/>
                 <w:sz w:val="17"/>
                 <w:szCs w:val="17"/>
-                <w:bdr w:val="none" w:color="auto" w:sz="0" w:space="0"/>
                 <w:shd w:val="clear" w:fill="F0F0F0"/>
               </w:rPr>
               <w:t>mkdir -p a0_hello_world</w:t>
@@ -3901,7 +3865,6 @@
                 <w:spacing w:val="0"/>
                 <w:sz w:val="17"/>
                 <w:szCs w:val="17"/>
-                <w:bdr w:val="none" w:color="auto" w:sz="0" w:space="0"/>
                 <w:shd w:val="clear" w:fill="F0F0F0"/>
               </w:rPr>
               <w:t>hello_world.c</w:t>
@@ -3931,7 +3894,6 @@
                 <w:spacing w:val="0"/>
                 <w:sz w:val="17"/>
                 <w:szCs w:val="17"/>
-                <w:bdr w:val="none" w:color="auto" w:sz="0" w:space="0"/>
                 <w:shd w:val="clear" w:fill="F0F0F0"/>
               </w:rPr>
               <w:t>BUILD.gn</w:t>
@@ -3989,7 +3951,6 @@
                 <w:spacing w:val="0"/>
                 <w:sz w:val="17"/>
                 <w:szCs w:val="17"/>
-                <w:bdr w:val="none" w:color="auto" w:sz="0" w:space="0"/>
                 <w:shd w:val="clear" w:fill="F0F0F0"/>
               </w:rPr>
               <w:t>main.c</w:t>
@@ -4019,7 +3980,6 @@
                 <w:spacing w:val="0"/>
                 <w:sz w:val="17"/>
                 <w:szCs w:val="17"/>
-                <w:bdr w:val="none" w:color="auto" w:sz="0" w:space="0"/>
                 <w:shd w:val="clear" w:fill="F0F0F0"/>
               </w:rPr>
               <w:t>task_example</w:t>
@@ -4049,7 +4009,6 @@
                 <w:spacing w:val="0"/>
                 <w:sz w:val="17"/>
                 <w:szCs w:val="17"/>
-                <w:bdr w:val="none" w:color="auto" w:sz="0" w:space="0"/>
                 <w:shd w:val="clear" w:fill="F0F0F0"/>
               </w:rPr>
               <w:t>Makefile</w:t>
@@ -4079,7 +4038,6 @@
                 <w:spacing w:val="0"/>
                 <w:sz w:val="17"/>
                 <w:szCs w:val="17"/>
-                <w:bdr w:val="none" w:color="auto" w:sz="0" w:space="0"/>
                 <w:shd w:val="clear" w:fill="F0F0F0"/>
               </w:rPr>
               <w:t>-ltask_helloworld</w:t>
@@ -4109,7 +4067,6 @@
                 <w:spacing w:val="0"/>
                 <w:sz w:val="17"/>
                 <w:szCs w:val="17"/>
-                <w:bdr w:val="none" w:color="auto" w:sz="0" w:space="0"/>
                 <w:shd w:val="clear" w:fill="F0F0F0"/>
               </w:rPr>
               <w:t>BUILD.gn</w:t>
@@ -4139,7 +4096,6 @@
                 <w:spacing w:val="0"/>
                 <w:sz w:val="17"/>
                 <w:szCs w:val="17"/>
-                <w:bdr w:val="none" w:color="auto" w:sz="0" w:space="0"/>
                 <w:shd w:val="clear" w:fill="F0F0F0"/>
               </w:rPr>
               <w:t>deps</w:t>
@@ -4969,6 +4925,7 @@
           </w:tcPr>
           <w:tbl>
             <w:tblPr>
+              <w:tblStyle w:val="8"/>
               <w:tblW w:w="18211" w:type="dxa"/>
               <w:tblInd w:w="-161" w:type="dxa"/>
               <w:tblBorders>
@@ -5002,6 +4959,12 @@
                   <w:insideV w:val="none" w:color="auto" w:sz="0" w:space="0"/>
                 </w:tblBorders>
                 <w:shd w:val="clear" w:color="auto" w:fill="FFFFFF"/>
+                <w:tblCellMar>
+                  <w:top w:w="15" w:type="dxa"/>
+                  <w:left w:w="15" w:type="dxa"/>
+                  <w:bottom w:w="15" w:type="dxa"/>
+                  <w:right w:w="15" w:type="dxa"/>
+                </w:tblCellMar>
               </w:tblPrEx>
               <w:tc>
                 <w:tcPr>
@@ -5050,7 +5013,6 @@
                       <w:kern w:val="0"/>
                       <w:sz w:val="19"/>
                       <w:szCs w:val="19"/>
-                      <w:bdr w:val="none" w:color="auto" w:sz="0" w:space="0"/>
                       <w:lang w:val="en-US" w:eastAsia="zh-CN" w:bidi="ar"/>
                     </w:rPr>
                     <w:br w:type="textWrapping"/>
@@ -5066,7 +5028,6 @@
                       <w:kern w:val="0"/>
                       <w:sz w:val="19"/>
                       <w:szCs w:val="19"/>
-                      <w:bdr w:val="none" w:color="auto" w:sz="0" w:space="0"/>
                       <w:lang w:val="en-US" w:eastAsia="zh-CN" w:bidi="ar"/>
                     </w:rPr>
                     <w:t>通过作业验收实操成果，预习为后续课程铺垫，形成学习闭环。</w:t>
@@ -5339,8 +5300,6 @@
               </w:rPr>
               <w:t>及时解决学习问题，通过反馈优化后续教学，提升学习效果。</w:t>
             </w:r>
-            <w:bookmarkStart w:id="0" w:name="_GoBack"/>
-            <w:bookmarkEnd w:id="0"/>
           </w:p>
         </w:tc>
       </w:tr>

--- a/01-嵌入式操作系统及应用/01-教案/嵌入式操作系统及应用-06.docx
+++ b/01-嵌入式操作系统及应用/01-教案/嵌入式操作系统及应用-06.docx
@@ -237,14 +237,15 @@
             </w:pPr>
             <w:r>
               <w:rPr>
-                <w:rFonts w:ascii="Segoe UI" w:hAnsi="Segoe UI" w:eastAsia="Segoe UI" w:cs="Segoe UI"/>
-                <w:i w:val="0"/>
-                <w:iCs w:val="0"/>
-                <w:caps w:val="0"/>
-                <w:spacing w:val="0"/>
-                <w:sz w:val="16"/>
-                <w:szCs w:val="16"/>
-                <w:shd w:val="clear" w:fill="FBFBFB"/>
+                <w:rFonts w:ascii="Noto Sans SC" w:hAnsi="Noto Sans SC" w:eastAsia="Noto Sans SC" w:cs="Noto Sans SC"/>
+                <w:i w:val="0"/>
+                <w:iCs w:val="0"/>
+                <w:caps w:val="0"/>
+                <w:color w:val="000000"/>
+                <w:spacing w:val="0"/>
+                <w:sz w:val="14"/>
+                <w:szCs w:val="14"/>
+                <w:shd w:val="clear" w:fill="FFFFFF"/>
               </w:rPr>
               <w:t>2025-09-26</w:t>
             </w:r>
@@ -331,7 +332,16 @@
                 <w:szCs w:val="21"/>
                 <w:lang w:eastAsia="zh-CN"/>
               </w:rPr>
-              <w:t>物联网2411</w:t>
+              <w:t>物联网241</w:t>
+            </w:r>
+            <w:r>
+              <w:rPr>
+                <w:rFonts w:hint="eastAsia" w:ascii="宋体" w:hAnsi="宋体" w:eastAsia="宋体" w:cs="宋体"/>
+                <w:sz w:val="21"/>
+                <w:szCs w:val="21"/>
+                <w:lang w:val="en-US" w:eastAsia="zh-CN"/>
+              </w:rPr>
+              <w:t>2</w:t>
             </w:r>
           </w:p>
         </w:tc>
@@ -589,6 +599,7 @@
             <w:insideH w:val="single" w:color="auto" w:sz="4" w:space="0"/>
             <w:insideV w:val="single" w:color="auto" w:sz="4" w:space="0"/>
           </w:tblBorders>
+          <w:shd w:val="clear" w:color="auto" w:fill="FFFFFF"/>
           <w:tblCellMar>
             <w:top w:w="0" w:type="dxa"/>
             <w:left w:w="108" w:type="dxa"/>
@@ -702,6 +713,7 @@
             <w:insideH w:val="single" w:color="auto" w:sz="4" w:space="0"/>
             <w:insideV w:val="single" w:color="auto" w:sz="4" w:space="0"/>
           </w:tblBorders>
+          <w:shd w:val="clear" w:color="auto" w:fill="FFFFFF"/>
           <w:tblCellMar>
             <w:top w:w="0" w:type="dxa"/>
             <w:left w:w="108" w:type="dxa"/>
@@ -1541,6 +1553,7 @@
             <w:insideH w:val="single" w:color="auto" w:sz="4" w:space="0"/>
             <w:insideV w:val="single" w:color="auto" w:sz="4" w:space="0"/>
           </w:tblBorders>
+          <w:shd w:val="clear" w:color="auto" w:fill="FFFFFF"/>
           <w:tblCellMar>
             <w:top w:w="0" w:type="dxa"/>
             <w:left w:w="108" w:type="dxa"/>
@@ -1669,6 +1682,7 @@
             <w:insideH w:val="single" w:color="auto" w:sz="4" w:space="0"/>
             <w:insideV w:val="single" w:color="auto" w:sz="4" w:space="0"/>
           </w:tblBorders>
+          <w:shd w:val="clear" w:color="auto" w:fill="FFFFFF"/>
           <w:tblCellMar>
             <w:top w:w="0" w:type="dxa"/>
             <w:left w:w="108" w:type="dxa"/>
@@ -1818,6 +1832,7 @@
             <w:insideH w:val="single" w:color="auto" w:sz="4" w:space="0"/>
             <w:insideV w:val="single" w:color="auto" w:sz="4" w:space="0"/>
           </w:tblBorders>
+          <w:shd w:val="clear" w:color="auto" w:fill="FFFFFF"/>
           <w:tblCellMar>
             <w:top w:w="0" w:type="dxa"/>
             <w:left w:w="108" w:type="dxa"/>
@@ -1944,6 +1959,7 @@
             <w:insideH w:val="single" w:color="auto" w:sz="4" w:space="0"/>
             <w:insideV w:val="single" w:color="auto" w:sz="4" w:space="0"/>
           </w:tblBorders>
+          <w:shd w:val="clear" w:color="auto" w:fill="FFFFFF"/>
           <w:tblCellMar>
             <w:top w:w="0" w:type="dxa"/>
             <w:left w:w="108" w:type="dxa"/>
@@ -4958,7 +4974,6 @@
                   <w:insideH w:val="none" w:color="auto" w:sz="0" w:space="0"/>
                   <w:insideV w:val="none" w:color="auto" w:sz="0" w:space="0"/>
                 </w:tblBorders>
-                <w:shd w:val="clear" w:color="auto" w:fill="FFFFFF"/>
                 <w:tblCellMar>
                   <w:top w:w="15" w:type="dxa"/>
                   <w:left w:w="15" w:type="dxa"/>
@@ -5440,7 +5455,7 @@
     <w:lsdException w:uiPriority="99" w:name="HTML Acronym"/>
     <w:lsdException w:uiPriority="99" w:name="HTML Address"/>
     <w:lsdException w:uiPriority="99" w:name="HTML Cite"/>
-    <w:lsdException w:uiPriority="99" w:name="HTML Code"/>
+    <w:lsdException w:qFormat="1" w:uiPriority="99" w:name="HTML Code"/>
     <w:lsdException w:uiPriority="99" w:name="HTML Definition"/>
     <w:lsdException w:uiPriority="99" w:name="HTML Keyboard"/>
     <w:lsdException w:uiPriority="99" w:name="HTML Preformatted"/>
@@ -5775,6 +5790,7 @@
     <w:basedOn w:val="9"/>
     <w:semiHidden/>
     <w:unhideWhenUsed/>
+    <w:qFormat/>
     <w:uiPriority w:val="99"/>
     <w:rPr>
       <w:rFonts w:ascii="Courier New" w:hAnsi="Courier New"/>
